--- a/Deepak_Tiwari.pdf.docx
+++ b/Deepak_Tiwari.pdf.docx
@@ -316,7 +316,21 @@
             <w:rStyle w:val="Hyperlink"/>
             <w:sz w:val="20"/>
           </w:rPr>
-          <w:t>https://github.com/deepakt5223</w:t>
+          <w:t>https://github.com/</w:t>
+        </w:r>
+        <w:r>
+          <w:rPr>
+            <w:rStyle w:val="Hyperlink"/>
+            <w:sz w:val="20"/>
+          </w:rPr>
+          <w:t>d</w:t>
+        </w:r>
+        <w:r>
+          <w:rPr>
+            <w:rStyle w:val="Hyperlink"/>
+            <w:sz w:val="20"/>
+          </w:rPr>
+          <w:t>eepakt5223</w:t>
         </w:r>
       </w:hyperlink>
       <w:r>
@@ -346,21 +360,21 @@
             <w:rStyle w:val="Hyperlink"/>
             <w:sz w:val="20"/>
           </w:rPr>
-          <w:t>https://deepakt5223.github.io/https-dee</w:t>
+          <w:t>https://deepakt5223.github.io/https-deep</w:t>
         </w:r>
         <w:r>
           <w:rPr>
             <w:rStyle w:val="Hyperlink"/>
             <w:sz w:val="20"/>
           </w:rPr>
-          <w:t>p</w:t>
+          <w:t>a</w:t>
         </w:r>
         <w:r>
           <w:rPr>
             <w:rStyle w:val="Hyperlink"/>
             <w:sz w:val="20"/>
           </w:rPr>
-          <w:t>akt5223.github.io/</w:t>
+          <w:t>kt5223.github.io/</w:t>
         </w:r>
       </w:hyperlink>
     </w:p>
@@ -1270,6 +1284,9 @@
     <w:p>
       <w:pPr>
         <w:pStyle w:val="Heading2"/>
+        <w:rPr>
+          <w:rStyle w:val="Hyperlink"/>
+        </w:rPr>
       </w:pPr>
       <w:r>
         <w:t>Work</w:t>
@@ -1789,12 +1806,14 @@
         </w:rPr>
         <w:t xml:space="preserve"> </w:t>
       </w:r>
+      <w:proofErr w:type="spellStart"/>
       <w:r>
         <w:rPr>
           <w:sz w:val="18"/>
         </w:rPr>
         <w:t>labour</w:t>
       </w:r>
+      <w:proofErr w:type="spellEnd"/>
       <w:r>
         <w:rPr>
           <w:spacing w:val="-3"/>
@@ -1934,6 +1953,7 @@
         </w:rPr>
         <w:t xml:space="preserve"> </w:t>
       </w:r>
+      <w:proofErr w:type="spellStart"/>
       <w:r>
         <w:rPr>
           <w:rFonts w:ascii="Arial" w:hAnsi="Arial"/>
@@ -1942,6 +1962,7 @@
         </w:rPr>
         <w:t>Radhaswami</w:t>
       </w:r>
+      <w:proofErr w:type="spellEnd"/>
       <w:r>
         <w:rPr>
           <w:rFonts w:ascii="Arial" w:hAnsi="Arial"/>
@@ -3709,7 +3730,7 @@
         <w:t xml:space="preserve"> </w:t>
       </w:r>
       <w:r>
-        <w:t>–</w:t>
+        <w:t>–Data</w:t>
       </w:r>
       <w:r>
         <w:rPr>
@@ -3718,7 +3739,43 @@
         <w:t xml:space="preserve"> </w:t>
       </w:r>
       <w:r>
-        <w:t>Data</w:t>
+        <w:t>Analytics</w:t>
+      </w:r>
+      <w:r>
+        <w:rPr>
+          <w:spacing w:val="-6"/>
+        </w:rPr>
+        <w:t xml:space="preserve"> </w:t>
+      </w:r>
+      <w:r>
+        <w:t>and</w:t>
+      </w:r>
+      <w:r>
+        <w:rPr>
+          <w:spacing w:val="-7"/>
+        </w:rPr>
+        <w:t xml:space="preserve"> </w:t>
+      </w:r>
+      <w:r>
+        <w:t>Machine</w:t>
+      </w:r>
+      <w:r>
+        <w:rPr>
+          <w:spacing w:val="-4"/>
+        </w:rPr>
+        <w:t xml:space="preserve"> </w:t>
+      </w:r>
+      <w:r>
+        <w:t>Learning</w:t>
+      </w:r>
+      <w:r>
+        <w:rPr>
+          <w:spacing w:val="-7"/>
+        </w:rPr>
+        <w:t xml:space="preserve"> </w:t>
+      </w:r>
+      <w:r>
+        <w:t>—</w:t>
       </w:r>
       <w:r>
         <w:rPr>
@@ -3726,17 +3783,19 @@
         </w:rPr>
         <w:t xml:space="preserve"> </w:t>
       </w:r>
-      <w:r>
-        <w:t>Analytics</w:t>
-      </w:r>
-      <w:r>
-        <w:rPr>
-          <w:spacing w:val="-6"/>
-        </w:rPr>
-        <w:t xml:space="preserve"> </w:t>
-      </w:r>
-      <w:r>
-        <w:t>and</w:t>
+      <w:proofErr w:type="spellStart"/>
+      <w:r>
+        <w:t>Imarticus</w:t>
+      </w:r>
+      <w:proofErr w:type="spellEnd"/>
+      <w:r>
+        <w:rPr>
+          <w:spacing w:val="-3"/>
+        </w:rPr>
+        <w:t xml:space="preserve"> </w:t>
+      </w:r>
+      <w:r>
+        <w:t>Learning</w:t>
       </w:r>
       <w:r>
         <w:rPr>
@@ -3745,61 +3804,19 @@
         <w:t xml:space="preserve"> </w:t>
       </w:r>
       <w:r>
-        <w:t>Machine</w:t>
-      </w:r>
-      <w:r>
-        <w:rPr>
-          <w:spacing w:val="-4"/>
-        </w:rPr>
-        <w:t xml:space="preserve"> </w:t>
-      </w:r>
-      <w:r>
-        <w:t>Learning</w:t>
-      </w:r>
-      <w:r>
-        <w:rPr>
-          <w:spacing w:val="-7"/>
-        </w:rPr>
-        <w:t xml:space="preserve"> </w:t>
-      </w:r>
-      <w:r>
-        <w:t>—</w:t>
-      </w:r>
-      <w:r>
-        <w:rPr>
-          <w:spacing w:val="-5"/>
-        </w:rPr>
-        <w:t xml:space="preserve"> </w:t>
-      </w:r>
-      <w:r>
-        <w:t>Imarticus</w:t>
-      </w:r>
-      <w:r>
-        <w:rPr>
-          <w:spacing w:val="-3"/>
-        </w:rPr>
-        <w:t xml:space="preserve"> </w:t>
-      </w:r>
-      <w:r>
-        <w:t>Learning</w:t>
-      </w:r>
-      <w:r>
-        <w:rPr>
-          <w:spacing w:val="-7"/>
-        </w:rPr>
-        <w:t xml:space="preserve"> </w:t>
-      </w:r>
-      <w:r>
         <w:t>(2026) Bachelor of Science</w:t>
       </w:r>
       <w:r>
         <w:t xml:space="preserve"> (P|C|M) </w:t>
       </w:r>
       <w:r>
-        <w:t xml:space="preserve"> — University of Rajasthan</w:t>
-      </w:r>
-      <w:r>
-        <w:t xml:space="preserve">   (2020)</w:t>
+        <w:t xml:space="preserve"> University of Rajasthan</w:t>
+      </w:r>
+      <w:r>
+        <w:t xml:space="preserve">   </w:t>
+      </w:r>
+      <w:r>
+        <w:t xml:space="preserve"> </w:t>
       </w:r>
     </w:p>
     <w:p>
@@ -4574,10 +4591,11 @@
     <w:basedOn w:val="DefaultParagraphFont"/>
     <w:uiPriority w:val="99"/>
     <w:unhideWhenUsed/>
-    <w:rsid w:val="00AE7160"/>
+    <w:rsid w:val="00673D33"/>
     <w:rPr>
-      <w:color w:val="0000FF" w:themeColor="hyperlink"/>
-      <w:u w:val="single"/>
+      <w:b w:val="0"/>
+      <w:color w:val="000000" w:themeColor="text1"/>
+      <w:u w:val="none"/>
     </w:rPr>
   </w:style>
   <w:style w:type="character" w:styleId="UnresolvedMention">
